--- a/shinmok1/pack/2610/H1MOGO26-10_40_SET.docx
+++ b/shinmok1/pack/2610/H1MOGO26-10_40_SET.docx
@@ -1005,7 +1005,7 @@
           <w:sz w:val="16"/>
           <w:u w:val="none"/>
         </w:rPr>
-        <w:t xml:space="preserve">  주어진 말을 모두 사용 · 필요한 단어 1개만 어형 변형</w:t>
+        <w:t xml:space="preserve">  주어진 말을 모두 사용 · 어형 변형 3곳 · 조건의 단어 수·구문을 지킬 것</w:t>
       </w:r>
     </w:p>
     <w:p>
@@ -1032,6 +1032,8 @@
           <w:u w:val="none"/>
         </w:rPr>
         <w:t>이것은 이러한 화학적 교신이 그것을 받는 식물뿐만 아니라 보내는 식물에게도 이롭다는 것을 연구가 확인한 첫 번째 사례이다.</w:t>
+        <w:br/>
+        <w:t>&lt;조건&gt; 구문: not only A but also B · 총 26단어</w:t>
       </w:r>
     </w:p>
     <w:p>
@@ -1048,7 +1050,7 @@
           <w:sz w:val="17"/>
           <w:u w:val="none"/>
         </w:rPr>
-        <w:t>has / is / it / research / the first time / confirm / are / that / these chemical communications / to the plant / but also / beneficial / not only / receiving them / to the sender</w:t>
+        <w:t>has / that / it / the first time / is / research / these chemical communications / confirm / are / benefit / not only / to the plant / receive / to the sender / them / but also</w:t>
       </w:r>
     </w:p>
     <w:p>
@@ -2825,7 +2827,7 @@
           <w:sz w:val="17"/>
           <w:u w:val="none"/>
         </w:rPr>
-        <w:t>4. Write 23 words in total.</w:t>
+        <w:t>4. Write 28 words in total.</w:t>
       </w:r>
     </w:p>
     <w:p>
@@ -3901,7 +3903,7 @@
           <w:sz w:val="15"/>
           <w:u w:val="none"/>
         </w:rPr>
-        <w:t xml:space="preserve"> It is the first time research has confirmed that these chemical communications are beneficial not only to the plant receiving them but also to the sender. (confirm→confirmed)</w:t>
+        <w:t xml:space="preserve"> It is the first time research has confirmed that these chemical communications are beneficial not only to the plant receiving them but also to the sender. (confirm→confirmed · benefit→beneficial · receive→receiving / 26단어 / not only A but also B)</w:t>
       </w:r>
     </w:p>
     <w:p>
@@ -5126,7 +5128,7 @@
           <w:sz w:val="14"/>
           <w:u w:val="none"/>
         </w:rPr>
-        <w:t xml:space="preserve"> 연구자들은 포식자의 위협이 별로 없는 평화로운 지역에 사는 미역취들이, 공격을 받는 드문 경우에, 가까운 친족만 이해할 수 있는 매우 한정된 화학적 경보 신호를 내보낸다는 것을 최근에 발견했다. 하지만 더 위험한 지역에 있는 미역취들은 생물학적 친족뿐만 아니라 그 지역의 모든 미역취가 쉽게 이해하는 화학적 표현을 사용하여 이웃들에게 신호를 보낸다. 암호화된 속삭임 네트워크를 사용하는 대신, 이 미역취들은 말하자면 확성기로 위협을 널리 알린다. 이것은 이러한 화학적 교신이 그것을 받는 식물뿐만 아니라 보내는 식물에게도 이롭다는 것을 연구가 확인한 첫 번째 사례이다. 정말로 힘든 시기에는, 여러분은 들판에 혼자 서 있는 채로 남겨지기를 원하지 않는다. 짝짓기를 할 상대도, 꽃가루 매개자를 불러들이는 것을 도와줄 상대도 아무도 없을 것이다.</w:t>
+        <w:t xml:space="preserve"> ['연구자들은 포식자의 위협이 별로 없는 평화로운 지역에 사는 미역취들이, 공격을 받는 드문 경우에, 가까운 친족만 이해할 수 있는 매우 한정된 화학적 경보 신호를 내보낸다는 것을 최근에 발견했다.', '하지만 더 위험한 지역에 있는 미역취들은 생물학적 친족뿐만 아니라 그 지역의 모든 미역취가 쉽게 이해하는 화학적 표현을 사용하여 이웃들에게 신호를 보낸다.', '암호화된 속삭임 네트워크를 사용하는 대신, 이 미역취들은 말하자면 확성기로 위협을 널리 알린다.', '이것은 이러한 화학적 교신이 그것을 받는 식물뿐만 아니라 보내는 식물에게도 이롭다는 것을 연구가 확인한 첫 번째 사례이다.', '정말로 힘든 시기에는, 여러분은 들판에 혼자 서 있는 채로 남겨지기를 원하지 않는다.', '짝짓기를 할 상대도, 꽃가루 매개자를 불러들이는 것을 도와줄 상대도 아무도 없을 것이다.']</w:t>
       </w:r>
     </w:p>
     <w:p>
@@ -5151,7 +5153,7 @@
           <w:sz w:val="14"/>
           <w:u w:val="none"/>
         </w:rPr>
-        <w:t xml:space="preserve"> 인간의 동네에서도 같은 패턴이 나타난다. 침입이 드문 조용한 거리에서는 사람들이 가까운 친구에게만 경고하는 경향이 있어, 지나가는 낯선 사람은 아무것도 듣지 못한다. 그러나 범죄가 잦은 지역에서는 주민들이 모든 가구가 읽을 수 있는 단체 채팅방을 만든다. 경고는 보내는 사람에게 비용이 거의 들지 않고, 보답이 있다: 모두가 경계하는 거리는 메시지를 보낸 사람에게도 더 안전하다. 위험이 흔할 때는, 소식을 혼자만 간직하는 것이 더 나쁜 거래이다.</w:t>
+        <w:t xml:space="preserve"> ['인간의 동네에서도 같은 패턴이 나타난다.', '침입이 드문 조용한 거리에서는 사람들이 가까운 친구에게만 경고하는 경향이 있어, 지나가는 낯선 사람은 아무것도 듣지 못한다.', '그러나 범죄가 잦은 지역에서는 주민들이 모든 가구가 읽을 수 있는 단체 채팅방을 만든다.', '경고는 보내는 사람에게 비용이 거의 들지 않고, 보답이 있다: 모두가 경계하는 거리는 메시지를 보낸 사람에게도 더 안전하다.', '위험이 흔할 때는, 소식을 혼자만 간직하는 것이 더 나쁜 거래이다.']</w:t>
       </w:r>
     </w:p>
     <w:sectPr>
